--- a/17092026EYZ9456262F PASTO.docx
+++ b/17092026EYZ9456262F PASTO.docx
@@ -676,6 +676,9 @@
       </w:r>
       <w:r>
         <w:tab/>
+      </w:r>
+      <w:r>
+        <w:t>20</w:t>
       </w:r>
       <w:r>
         <w:rPr>
